--- a/Projektarbeit/Vorlage Projekt.docx
+++ b/Projektarbeit/Vorlage Projekt.docx
@@ -248,14 +248,14 @@
         </w:rPr>
         <w:fldChar w:fldCharType="separate"/>
       </w:r>
-      <w:hyperlink w:anchor="_Toc493327321" w:history="1">
+      <w:hyperlink w:anchor="_Toc24737863" w:history="1">
         <w:r>
           <w:rPr>
             <w:rStyle w:val="Hyperlink"/>
             <w:rFonts w:asciiTheme="minorHAnsi" w:hAnsiTheme="minorHAnsi" w:cstheme="minorHAnsi"/>
             <w:noProof/>
           </w:rPr>
-          <w:t>Problembeschreibung</w:t>
+          <w:t>Projektbeschreibung</w:t>
         </w:r>
         <w:r>
           <w:rPr>
@@ -276,7 +276,7 @@
             <w:rFonts w:asciiTheme="minorHAnsi" w:hAnsiTheme="minorHAnsi"/>
             <w:noProof/>
           </w:rPr>
-          <w:instrText xml:space="preserve"> PAGEREF _Toc493327321 \h </w:instrText>
+          <w:instrText xml:space="preserve"> PAGEREF _Toc24737863 \h </w:instrText>
         </w:r>
         <w:r>
           <w:rPr>
@@ -296,7 +296,7 @@
             <w:rFonts w:asciiTheme="minorHAnsi" w:hAnsiTheme="minorHAnsi"/>
             <w:noProof/>
           </w:rPr>
-          <w:t>3</w:t>
+          <w:t>2</w:t>
         </w:r>
         <w:r>
           <w:rPr>
@@ -309,7 +309,7 @@
     </w:p>
     <w:p>
       <w:pPr>
-        <w:pStyle w:val="Verzeichnis1"/>
+        <w:pStyle w:val="Verzeichnis2"/>
         <w:tabs>
           <w:tab w:val="right" w:leader="dot" w:pos="9628"/>
         </w:tabs>
@@ -322,14 +322,14 @@
           <w:lang w:eastAsia="de-DE" w:bidi="ar-SA"/>
         </w:rPr>
       </w:pPr>
-      <w:hyperlink w:anchor="_Toc493327322" w:history="1">
+      <w:hyperlink w:anchor="_Toc24737864" w:history="1">
         <w:r>
           <w:rPr>
             <w:rStyle w:val="Hyperlink"/>
             <w:rFonts w:asciiTheme="minorHAnsi" w:hAnsiTheme="minorHAnsi" w:cstheme="minorHAnsi"/>
             <w:noProof/>
           </w:rPr>
-          <w:t>Projektziel</w:t>
+          <w:t>Problembeschreibung</w:t>
         </w:r>
         <w:r>
           <w:rPr>
@@ -350,7 +350,7 @@
             <w:rFonts w:asciiTheme="minorHAnsi" w:hAnsiTheme="minorHAnsi"/>
             <w:noProof/>
           </w:rPr>
-          <w:instrText xml:space="preserve"> PAGEREF _Toc493327322 \h </w:instrText>
+          <w:instrText xml:space="preserve"> PAGEREF _Toc24737864 \h </w:instrText>
         </w:r>
         <w:r>
           <w:rPr>
@@ -370,7 +370,7 @@
             <w:rFonts w:asciiTheme="minorHAnsi" w:hAnsiTheme="minorHAnsi"/>
             <w:noProof/>
           </w:rPr>
-          <w:t>3</w:t>
+          <w:t>2</w:t>
         </w:r>
         <w:r>
           <w:rPr>
@@ -396,14 +396,14 @@
           <w:lang w:eastAsia="de-DE" w:bidi="ar-SA"/>
         </w:rPr>
       </w:pPr>
-      <w:hyperlink w:anchor="_Toc493327323" w:history="1">
+      <w:hyperlink w:anchor="_Toc24737865" w:history="1">
         <w:r>
           <w:rPr>
             <w:rStyle w:val="Hyperlink"/>
             <w:rFonts w:asciiTheme="minorHAnsi" w:hAnsiTheme="minorHAnsi" w:cstheme="minorHAnsi"/>
             <w:noProof/>
           </w:rPr>
-          <w:t>Projektbeschreibung</w:t>
+          <w:t>Projektziel</w:t>
         </w:r>
         <w:r>
           <w:rPr>
@@ -424,7 +424,7 @@
             <w:rFonts w:asciiTheme="minorHAnsi" w:hAnsiTheme="minorHAnsi"/>
             <w:noProof/>
           </w:rPr>
-          <w:instrText xml:space="preserve"> PAGEREF _Toc493327323 \h </w:instrText>
+          <w:instrText xml:space="preserve"> PAGEREF _Toc24737865 \h </w:instrText>
         </w:r>
         <w:r>
           <w:rPr>
@@ -444,7 +444,7 @@
             <w:rFonts w:asciiTheme="minorHAnsi" w:hAnsiTheme="minorHAnsi"/>
             <w:noProof/>
           </w:rPr>
-          <w:t>3</w:t>
+          <w:t>2</w:t>
         </w:r>
         <w:r>
           <w:rPr>
@@ -470,14 +470,14 @@
           <w:lang w:eastAsia="de-DE" w:bidi="ar-SA"/>
         </w:rPr>
       </w:pPr>
-      <w:hyperlink w:anchor="_Toc493327324" w:history="1">
+      <w:hyperlink w:anchor="_Toc24737866" w:history="1">
         <w:r>
           <w:rPr>
             <w:rStyle w:val="Hyperlink"/>
             <w:rFonts w:asciiTheme="minorHAnsi" w:hAnsiTheme="minorHAnsi" w:cstheme="minorHAnsi"/>
             <w:noProof/>
           </w:rPr>
-          <w:t>Hardware-und Softwarevoraussetzungen</w:t>
+          <w:t>Erforderliche Kriterien</w:t>
         </w:r>
         <w:r>
           <w:rPr>
@@ -498,7 +498,7 @@
             <w:rFonts w:asciiTheme="minorHAnsi" w:hAnsiTheme="minorHAnsi"/>
             <w:noProof/>
           </w:rPr>
-          <w:instrText xml:space="preserve"> PAGEREF _Toc493327324 \h </w:instrText>
+          <w:instrText xml:space="preserve"> PAGEREF _Toc24737866 \h </w:instrText>
         </w:r>
         <w:r>
           <w:rPr>
@@ -544,17 +544,15 @@
           <w:lang w:eastAsia="de-DE" w:bidi="ar-SA"/>
         </w:rPr>
       </w:pPr>
-      <w:hyperlink w:anchor="_Toc493327325" w:history="1">
+      <w:hyperlink w:anchor="_Toc24737867" w:history="1">
         <w:r>
           <w:rPr>
             <w:rStyle w:val="Hyperlink"/>
             <w:rFonts w:asciiTheme="minorHAnsi" w:hAnsiTheme="minorHAnsi" w:cstheme="minorHAnsi"/>
             <w:noProof/>
           </w:rPr>
-          <w:t>Entwicklungsumgebung</w:t>
-        </w:r>
-        <w:bookmarkStart w:id="0" w:name="_GoBack"/>
-        <w:bookmarkEnd w:id="0"/>
+          <w:t>Wunschkriterien</w:t>
+        </w:r>
         <w:r>
           <w:rPr>
             <w:rFonts w:asciiTheme="minorHAnsi" w:hAnsiTheme="minorHAnsi"/>
@@ -574,7 +572,7 @@
             <w:rFonts w:asciiTheme="minorHAnsi" w:hAnsiTheme="minorHAnsi"/>
             <w:noProof/>
           </w:rPr>
-          <w:instrText xml:space="preserve"> PAGEREF _Toc493327325 \h </w:instrText>
+          <w:instrText xml:space="preserve"> PAGEREF _Toc24737867 \h </w:instrText>
         </w:r>
         <w:r>
           <w:rPr>
@@ -607,7 +605,7 @@
     </w:p>
     <w:p>
       <w:pPr>
-        <w:pStyle w:val="Verzeichnis2"/>
+        <w:pStyle w:val="Verzeichnis1"/>
         <w:tabs>
           <w:tab w:val="right" w:leader="dot" w:pos="9628"/>
         </w:tabs>
@@ -620,14 +618,14 @@
           <w:lang w:eastAsia="de-DE" w:bidi="ar-SA"/>
         </w:rPr>
       </w:pPr>
-      <w:hyperlink w:anchor="_Toc493327326" w:history="1">
+      <w:hyperlink w:anchor="_Toc24737868" w:history="1">
         <w:r>
           <w:rPr>
             <w:rStyle w:val="Hyperlink"/>
             <w:rFonts w:asciiTheme="minorHAnsi" w:hAnsiTheme="minorHAnsi" w:cstheme="minorHAnsi"/>
             <w:noProof/>
           </w:rPr>
-          <w:t>Projektplan (grob)</w:t>
+          <w:t>Dokumentation der Anwendung</w:t>
         </w:r>
         <w:r>
           <w:rPr>
@@ -648,7 +646,7 @@
             <w:rFonts w:asciiTheme="minorHAnsi" w:hAnsiTheme="minorHAnsi"/>
             <w:noProof/>
           </w:rPr>
-          <w:instrText xml:space="preserve"> PAGEREF _Toc493327326 \h </w:instrText>
+          <w:instrText xml:space="preserve"> PAGEREF _Toc24737868 \h </w:instrText>
         </w:r>
         <w:r>
           <w:rPr>
@@ -681,7 +679,7 @@
     </w:p>
     <w:p>
       <w:pPr>
-        <w:pStyle w:val="Verzeichnis1"/>
+        <w:pStyle w:val="Verzeichnis2"/>
         <w:tabs>
           <w:tab w:val="right" w:leader="dot" w:pos="9628"/>
         </w:tabs>
@@ -694,14 +692,14 @@
           <w:lang w:eastAsia="de-DE" w:bidi="ar-SA"/>
         </w:rPr>
       </w:pPr>
-      <w:hyperlink w:anchor="_Toc493327327" w:history="1">
+      <w:hyperlink w:anchor="_Toc24737869" w:history="1">
         <w:r>
           <w:rPr>
             <w:rStyle w:val="Hyperlink"/>
             <w:rFonts w:asciiTheme="minorHAnsi" w:hAnsiTheme="minorHAnsi" w:cstheme="minorHAnsi"/>
             <w:noProof/>
           </w:rPr>
-          <w:t>Kostenabschätzung</w:t>
+          <w:t>Verwendete Programme</w:t>
         </w:r>
         <w:r>
           <w:rPr>
@@ -722,7 +720,7 @@
             <w:rFonts w:asciiTheme="minorHAnsi" w:hAnsiTheme="minorHAnsi"/>
             <w:noProof/>
           </w:rPr>
-          <w:instrText xml:space="preserve"> PAGEREF _Toc493327327 \h </w:instrText>
+          <w:instrText xml:space="preserve"> PAGEREF _Toc24737869 \h </w:instrText>
         </w:r>
         <w:r>
           <w:rPr>
@@ -755,7 +753,7 @@
     </w:p>
     <w:p>
       <w:pPr>
-        <w:pStyle w:val="Verzeichnis1"/>
+        <w:pStyle w:val="Verzeichnis2"/>
         <w:tabs>
           <w:tab w:val="right" w:leader="dot" w:pos="9628"/>
         </w:tabs>
@@ -768,14 +766,14 @@
           <w:lang w:eastAsia="de-DE" w:bidi="ar-SA"/>
         </w:rPr>
       </w:pPr>
-      <w:hyperlink w:anchor="_Toc493327328" w:history="1">
+      <w:hyperlink w:anchor="_Toc24737870" w:history="1">
         <w:r>
           <w:rPr>
             <w:rStyle w:val="Hyperlink"/>
             <w:rFonts w:asciiTheme="minorHAnsi" w:hAnsiTheme="minorHAnsi" w:cstheme="minorHAnsi"/>
             <w:noProof/>
           </w:rPr>
-          <w:t>Pflichtenheft</w:t>
+          <w:t>Klassendiagramm bzw. Datenbanklayout</w:t>
         </w:r>
         <w:r>
           <w:rPr>
@@ -796,7 +794,7 @@
             <w:rFonts w:asciiTheme="minorHAnsi" w:hAnsiTheme="minorHAnsi"/>
             <w:noProof/>
           </w:rPr>
-          <w:instrText xml:space="preserve"> PAGEREF _Toc493327328 \h </w:instrText>
+          <w:instrText xml:space="preserve"> PAGEREF _Toc24737870 \h </w:instrText>
         </w:r>
         <w:r>
           <w:rPr>
@@ -842,14 +840,14 @@
           <w:lang w:eastAsia="de-DE" w:bidi="ar-SA"/>
         </w:rPr>
       </w:pPr>
-      <w:hyperlink w:anchor="_Toc493327329" w:history="1">
+      <w:hyperlink w:anchor="_Toc24737871" w:history="1">
         <w:r>
           <w:rPr>
             <w:rStyle w:val="Hyperlink"/>
             <w:rFonts w:asciiTheme="minorHAnsi" w:hAnsiTheme="minorHAnsi" w:cstheme="minorHAnsi"/>
             <w:noProof/>
           </w:rPr>
-          <w:t>Zielbestimmung</w:t>
+          <w:t>Dokumentation</w:t>
         </w:r>
         <w:r>
           <w:rPr>
@@ -870,7 +868,7 @@
             <w:rFonts w:asciiTheme="minorHAnsi" w:hAnsiTheme="minorHAnsi"/>
             <w:noProof/>
           </w:rPr>
-          <w:instrText xml:space="preserve"> PAGEREF _Toc493327329 \h </w:instrText>
+          <w:instrText xml:space="preserve"> PAGEREF _Toc24737871 \h </w:instrText>
         </w:r>
         <w:r>
           <w:rPr>
@@ -916,14 +914,14 @@
           <w:lang w:eastAsia="de-DE" w:bidi="ar-SA"/>
         </w:rPr>
       </w:pPr>
-      <w:hyperlink w:anchor="_Toc493327330" w:history="1">
+      <w:hyperlink w:anchor="_Toc24737872" w:history="1">
         <w:r>
           <w:rPr>
             <w:rStyle w:val="Hyperlink"/>
             <w:rFonts w:asciiTheme="minorHAnsi" w:hAnsiTheme="minorHAnsi" w:cstheme="minorHAnsi"/>
             <w:noProof/>
           </w:rPr>
-          <w:t>Erforderliche Kriterien</w:t>
+          <w:t>Sonstiges</w:t>
         </w:r>
         <w:r>
           <w:rPr>
@@ -944,7 +942,7 @@
             <w:rFonts w:asciiTheme="minorHAnsi" w:hAnsiTheme="minorHAnsi"/>
             <w:noProof/>
           </w:rPr>
-          <w:instrText xml:space="preserve"> PAGEREF _Toc493327330 \h </w:instrText>
+          <w:instrText xml:space="preserve"> PAGEREF _Toc24737872 \h </w:instrText>
         </w:r>
         <w:r>
           <w:rPr>
@@ -965,820 +963,6 @@
             <w:noProof/>
           </w:rPr>
           <w:t>3</w:t>
-        </w:r>
-        <w:r>
-          <w:rPr>
-            <w:rFonts w:asciiTheme="minorHAnsi" w:hAnsiTheme="minorHAnsi"/>
-            <w:noProof/>
-          </w:rPr>
-          <w:fldChar w:fldCharType="end"/>
-        </w:r>
-      </w:hyperlink>
-    </w:p>
-    <w:p>
-      <w:pPr>
-        <w:pStyle w:val="Verzeichnis2"/>
-        <w:tabs>
-          <w:tab w:val="right" w:leader="dot" w:pos="9628"/>
-        </w:tabs>
-        <w:rPr>
-          <w:rFonts w:asciiTheme="minorHAnsi" w:eastAsiaTheme="minorEastAsia" w:hAnsiTheme="minorHAnsi" w:cstheme="minorBidi"/>
-          <w:noProof/>
-          <w:kern w:val="0"/>
-          <w:sz w:val="22"/>
-          <w:szCs w:val="22"/>
-          <w:lang w:eastAsia="de-DE" w:bidi="ar-SA"/>
-        </w:rPr>
-      </w:pPr>
-      <w:hyperlink w:anchor="_Toc493327331" w:history="1">
-        <w:r>
-          <w:rPr>
-            <w:rStyle w:val="Hyperlink"/>
-            <w:rFonts w:asciiTheme="minorHAnsi" w:hAnsiTheme="minorHAnsi" w:cstheme="minorHAnsi"/>
-            <w:noProof/>
-          </w:rPr>
-          <w:t>Wunschkriterien</w:t>
-        </w:r>
-        <w:r>
-          <w:rPr>
-            <w:rFonts w:asciiTheme="minorHAnsi" w:hAnsiTheme="minorHAnsi"/>
-            <w:noProof/>
-          </w:rPr>
-          <w:tab/>
-        </w:r>
-        <w:r>
-          <w:rPr>
-            <w:rFonts w:asciiTheme="minorHAnsi" w:hAnsiTheme="minorHAnsi"/>
-            <w:noProof/>
-          </w:rPr>
-          <w:fldChar w:fldCharType="begin"/>
-        </w:r>
-        <w:r>
-          <w:rPr>
-            <w:rFonts w:asciiTheme="minorHAnsi" w:hAnsiTheme="minorHAnsi"/>
-            <w:noProof/>
-          </w:rPr>
-          <w:instrText xml:space="preserve"> PAGEREF _Toc493327331 \h </w:instrText>
-        </w:r>
-        <w:r>
-          <w:rPr>
-            <w:rFonts w:asciiTheme="minorHAnsi" w:hAnsiTheme="minorHAnsi"/>
-            <w:noProof/>
-          </w:rPr>
-        </w:r>
-        <w:r>
-          <w:rPr>
-            <w:rFonts w:asciiTheme="minorHAnsi" w:hAnsiTheme="minorHAnsi"/>
-            <w:noProof/>
-          </w:rPr>
-          <w:fldChar w:fldCharType="separate"/>
-        </w:r>
-        <w:r>
-          <w:rPr>
-            <w:rFonts w:asciiTheme="minorHAnsi" w:hAnsiTheme="minorHAnsi"/>
-            <w:noProof/>
-          </w:rPr>
-          <w:t>3</w:t>
-        </w:r>
-        <w:r>
-          <w:rPr>
-            <w:rFonts w:asciiTheme="minorHAnsi" w:hAnsiTheme="minorHAnsi"/>
-            <w:noProof/>
-          </w:rPr>
-          <w:fldChar w:fldCharType="end"/>
-        </w:r>
-      </w:hyperlink>
-    </w:p>
-    <w:p>
-      <w:pPr>
-        <w:pStyle w:val="Verzeichnis1"/>
-        <w:tabs>
-          <w:tab w:val="right" w:leader="dot" w:pos="9628"/>
-        </w:tabs>
-        <w:rPr>
-          <w:rFonts w:asciiTheme="minorHAnsi" w:eastAsiaTheme="minorEastAsia" w:hAnsiTheme="minorHAnsi" w:cstheme="minorBidi"/>
-          <w:noProof/>
-          <w:kern w:val="0"/>
-          <w:sz w:val="22"/>
-          <w:szCs w:val="22"/>
-          <w:lang w:eastAsia="de-DE" w:bidi="ar-SA"/>
-        </w:rPr>
-      </w:pPr>
-      <w:hyperlink w:anchor="_Toc493327332" w:history="1">
-        <w:r>
-          <w:rPr>
-            <w:rStyle w:val="Hyperlink"/>
-            <w:rFonts w:asciiTheme="minorHAnsi" w:hAnsiTheme="minorHAnsi" w:cstheme="minorHAnsi"/>
-            <w:noProof/>
-          </w:rPr>
-          <w:t>Produkteinsatz</w:t>
-        </w:r>
-        <w:r>
-          <w:rPr>
-            <w:rFonts w:asciiTheme="minorHAnsi" w:hAnsiTheme="minorHAnsi"/>
-            <w:noProof/>
-          </w:rPr>
-          <w:tab/>
-        </w:r>
-        <w:r>
-          <w:rPr>
-            <w:rFonts w:asciiTheme="minorHAnsi" w:hAnsiTheme="minorHAnsi"/>
-            <w:noProof/>
-          </w:rPr>
-          <w:fldChar w:fldCharType="begin"/>
-        </w:r>
-        <w:r>
-          <w:rPr>
-            <w:rFonts w:asciiTheme="minorHAnsi" w:hAnsiTheme="minorHAnsi"/>
-            <w:noProof/>
-          </w:rPr>
-          <w:instrText xml:space="preserve"> PAGEREF _Toc493327332 \h </w:instrText>
-        </w:r>
-        <w:r>
-          <w:rPr>
-            <w:rFonts w:asciiTheme="minorHAnsi" w:hAnsiTheme="minorHAnsi"/>
-            <w:noProof/>
-          </w:rPr>
-        </w:r>
-        <w:r>
-          <w:rPr>
-            <w:rFonts w:asciiTheme="minorHAnsi" w:hAnsiTheme="minorHAnsi"/>
-            <w:noProof/>
-          </w:rPr>
-          <w:fldChar w:fldCharType="separate"/>
-        </w:r>
-        <w:r>
-          <w:rPr>
-            <w:rFonts w:asciiTheme="minorHAnsi" w:hAnsiTheme="minorHAnsi"/>
-            <w:noProof/>
-          </w:rPr>
-          <w:t>3</w:t>
-        </w:r>
-        <w:r>
-          <w:rPr>
-            <w:rFonts w:asciiTheme="minorHAnsi" w:hAnsiTheme="minorHAnsi"/>
-            <w:noProof/>
-          </w:rPr>
-          <w:fldChar w:fldCharType="end"/>
-        </w:r>
-      </w:hyperlink>
-    </w:p>
-    <w:p>
-      <w:pPr>
-        <w:pStyle w:val="Verzeichnis2"/>
-        <w:tabs>
-          <w:tab w:val="right" w:leader="dot" w:pos="9628"/>
-        </w:tabs>
-        <w:rPr>
-          <w:rFonts w:asciiTheme="minorHAnsi" w:eastAsiaTheme="minorEastAsia" w:hAnsiTheme="minorHAnsi" w:cstheme="minorBidi"/>
-          <w:noProof/>
-          <w:kern w:val="0"/>
-          <w:sz w:val="22"/>
-          <w:szCs w:val="22"/>
-          <w:lang w:eastAsia="de-DE" w:bidi="ar-SA"/>
-        </w:rPr>
-      </w:pPr>
-      <w:hyperlink w:anchor="_Toc493327333" w:history="1">
-        <w:r>
-          <w:rPr>
-            <w:rStyle w:val="Hyperlink"/>
-            <w:rFonts w:asciiTheme="minorHAnsi" w:hAnsiTheme="minorHAnsi" w:cstheme="minorHAnsi"/>
-            <w:noProof/>
-          </w:rPr>
-          <w:t>Anwendungsbereich</w:t>
-        </w:r>
-        <w:r>
-          <w:rPr>
-            <w:rFonts w:asciiTheme="minorHAnsi" w:hAnsiTheme="minorHAnsi"/>
-            <w:noProof/>
-          </w:rPr>
-          <w:tab/>
-        </w:r>
-        <w:r>
-          <w:rPr>
-            <w:rFonts w:asciiTheme="minorHAnsi" w:hAnsiTheme="minorHAnsi"/>
-            <w:noProof/>
-          </w:rPr>
-          <w:fldChar w:fldCharType="begin"/>
-        </w:r>
-        <w:r>
-          <w:rPr>
-            <w:rFonts w:asciiTheme="minorHAnsi" w:hAnsiTheme="minorHAnsi"/>
-            <w:noProof/>
-          </w:rPr>
-          <w:instrText xml:space="preserve"> PAGEREF _Toc493327333 \h </w:instrText>
-        </w:r>
-        <w:r>
-          <w:rPr>
-            <w:rFonts w:asciiTheme="minorHAnsi" w:hAnsiTheme="minorHAnsi"/>
-            <w:noProof/>
-          </w:rPr>
-        </w:r>
-        <w:r>
-          <w:rPr>
-            <w:rFonts w:asciiTheme="minorHAnsi" w:hAnsiTheme="minorHAnsi"/>
-            <w:noProof/>
-          </w:rPr>
-          <w:fldChar w:fldCharType="separate"/>
-        </w:r>
-        <w:r>
-          <w:rPr>
-            <w:rFonts w:asciiTheme="minorHAnsi" w:hAnsiTheme="minorHAnsi"/>
-            <w:noProof/>
-          </w:rPr>
-          <w:t>3</w:t>
-        </w:r>
-        <w:r>
-          <w:rPr>
-            <w:rFonts w:asciiTheme="minorHAnsi" w:hAnsiTheme="minorHAnsi"/>
-            <w:noProof/>
-          </w:rPr>
-          <w:fldChar w:fldCharType="end"/>
-        </w:r>
-      </w:hyperlink>
-    </w:p>
-    <w:p>
-      <w:pPr>
-        <w:pStyle w:val="Verzeichnis2"/>
-        <w:tabs>
-          <w:tab w:val="right" w:leader="dot" w:pos="9628"/>
-        </w:tabs>
-        <w:rPr>
-          <w:rFonts w:asciiTheme="minorHAnsi" w:eastAsiaTheme="minorEastAsia" w:hAnsiTheme="minorHAnsi" w:cstheme="minorBidi"/>
-          <w:noProof/>
-          <w:kern w:val="0"/>
-          <w:sz w:val="22"/>
-          <w:szCs w:val="22"/>
-          <w:lang w:eastAsia="de-DE" w:bidi="ar-SA"/>
-        </w:rPr>
-      </w:pPr>
-      <w:hyperlink w:anchor="_Toc493327334" w:history="1">
-        <w:r>
-          <w:rPr>
-            <w:rStyle w:val="Hyperlink"/>
-            <w:rFonts w:asciiTheme="minorHAnsi" w:hAnsiTheme="minorHAnsi" w:cstheme="minorHAnsi"/>
-            <w:noProof/>
-          </w:rPr>
-          <w:t>Produktumgebung</w:t>
-        </w:r>
-        <w:r>
-          <w:rPr>
-            <w:rFonts w:asciiTheme="minorHAnsi" w:hAnsiTheme="minorHAnsi"/>
-            <w:noProof/>
-          </w:rPr>
-          <w:tab/>
-        </w:r>
-        <w:r>
-          <w:rPr>
-            <w:rFonts w:asciiTheme="minorHAnsi" w:hAnsiTheme="minorHAnsi"/>
-            <w:noProof/>
-          </w:rPr>
-          <w:fldChar w:fldCharType="begin"/>
-        </w:r>
-        <w:r>
-          <w:rPr>
-            <w:rFonts w:asciiTheme="minorHAnsi" w:hAnsiTheme="minorHAnsi"/>
-            <w:noProof/>
-          </w:rPr>
-          <w:instrText xml:space="preserve"> PAGEREF _Toc493327334 \h </w:instrText>
-        </w:r>
-        <w:r>
-          <w:rPr>
-            <w:rFonts w:asciiTheme="minorHAnsi" w:hAnsiTheme="minorHAnsi"/>
-            <w:noProof/>
-          </w:rPr>
-        </w:r>
-        <w:r>
-          <w:rPr>
-            <w:rFonts w:asciiTheme="minorHAnsi" w:hAnsiTheme="minorHAnsi"/>
-            <w:noProof/>
-          </w:rPr>
-          <w:fldChar w:fldCharType="separate"/>
-        </w:r>
-        <w:r>
-          <w:rPr>
-            <w:rFonts w:asciiTheme="minorHAnsi" w:hAnsiTheme="minorHAnsi"/>
-            <w:noProof/>
-          </w:rPr>
-          <w:t>3</w:t>
-        </w:r>
-        <w:r>
-          <w:rPr>
-            <w:rFonts w:asciiTheme="minorHAnsi" w:hAnsiTheme="minorHAnsi"/>
-            <w:noProof/>
-          </w:rPr>
-          <w:fldChar w:fldCharType="end"/>
-        </w:r>
-      </w:hyperlink>
-    </w:p>
-    <w:p>
-      <w:pPr>
-        <w:pStyle w:val="Verzeichnis2"/>
-        <w:tabs>
-          <w:tab w:val="right" w:leader="dot" w:pos="9628"/>
-        </w:tabs>
-        <w:rPr>
-          <w:rFonts w:asciiTheme="minorHAnsi" w:eastAsiaTheme="minorEastAsia" w:hAnsiTheme="minorHAnsi" w:cstheme="minorBidi"/>
-          <w:noProof/>
-          <w:kern w:val="0"/>
-          <w:sz w:val="22"/>
-          <w:szCs w:val="22"/>
-          <w:lang w:eastAsia="de-DE" w:bidi="ar-SA"/>
-        </w:rPr>
-      </w:pPr>
-      <w:hyperlink w:anchor="_Toc493327335" w:history="1">
-        <w:r>
-          <w:rPr>
-            <w:rStyle w:val="Hyperlink"/>
-            <w:rFonts w:asciiTheme="minorHAnsi" w:hAnsiTheme="minorHAnsi" w:cstheme="minorHAnsi"/>
-            <w:noProof/>
-          </w:rPr>
-          <w:t>Betriebsbedingungen</w:t>
-        </w:r>
-        <w:r>
-          <w:rPr>
-            <w:rFonts w:asciiTheme="minorHAnsi" w:hAnsiTheme="minorHAnsi"/>
-            <w:noProof/>
-          </w:rPr>
-          <w:tab/>
-        </w:r>
-        <w:r>
-          <w:rPr>
-            <w:rFonts w:asciiTheme="minorHAnsi" w:hAnsiTheme="minorHAnsi"/>
-            <w:noProof/>
-          </w:rPr>
-          <w:fldChar w:fldCharType="begin"/>
-        </w:r>
-        <w:r>
-          <w:rPr>
-            <w:rFonts w:asciiTheme="minorHAnsi" w:hAnsiTheme="minorHAnsi"/>
-            <w:noProof/>
-          </w:rPr>
-          <w:instrText xml:space="preserve"> PAGEREF _Toc493327335 \h </w:instrText>
-        </w:r>
-        <w:r>
-          <w:rPr>
-            <w:rFonts w:asciiTheme="minorHAnsi" w:hAnsiTheme="minorHAnsi"/>
-            <w:noProof/>
-          </w:rPr>
-        </w:r>
-        <w:r>
-          <w:rPr>
-            <w:rFonts w:asciiTheme="minorHAnsi" w:hAnsiTheme="minorHAnsi"/>
-            <w:noProof/>
-          </w:rPr>
-          <w:fldChar w:fldCharType="separate"/>
-        </w:r>
-        <w:r>
-          <w:rPr>
-            <w:rFonts w:asciiTheme="minorHAnsi" w:hAnsiTheme="minorHAnsi"/>
-            <w:noProof/>
-          </w:rPr>
-          <w:t>3</w:t>
-        </w:r>
-        <w:r>
-          <w:rPr>
-            <w:rFonts w:asciiTheme="minorHAnsi" w:hAnsiTheme="minorHAnsi"/>
-            <w:noProof/>
-          </w:rPr>
-          <w:fldChar w:fldCharType="end"/>
-        </w:r>
-      </w:hyperlink>
-    </w:p>
-    <w:p>
-      <w:pPr>
-        <w:pStyle w:val="Verzeichnis2"/>
-        <w:tabs>
-          <w:tab w:val="right" w:leader="dot" w:pos="9628"/>
-        </w:tabs>
-        <w:rPr>
-          <w:rFonts w:asciiTheme="minorHAnsi" w:eastAsiaTheme="minorEastAsia" w:hAnsiTheme="minorHAnsi" w:cstheme="minorBidi"/>
-          <w:noProof/>
-          <w:kern w:val="0"/>
-          <w:sz w:val="22"/>
-          <w:szCs w:val="22"/>
-          <w:lang w:eastAsia="de-DE" w:bidi="ar-SA"/>
-        </w:rPr>
-      </w:pPr>
-      <w:hyperlink w:anchor="_Toc493327336" w:history="1">
-        <w:r>
-          <w:rPr>
-            <w:rStyle w:val="Hyperlink"/>
-            <w:rFonts w:asciiTheme="minorHAnsi" w:hAnsiTheme="minorHAnsi" w:cstheme="minorHAnsi"/>
-            <w:noProof/>
-          </w:rPr>
-          <w:t>Kurzbeschreibung</w:t>
-        </w:r>
-        <w:r>
-          <w:rPr>
-            <w:rFonts w:asciiTheme="minorHAnsi" w:hAnsiTheme="minorHAnsi"/>
-            <w:noProof/>
-          </w:rPr>
-          <w:tab/>
-        </w:r>
-        <w:r>
-          <w:rPr>
-            <w:rFonts w:asciiTheme="minorHAnsi" w:hAnsiTheme="minorHAnsi"/>
-            <w:noProof/>
-          </w:rPr>
-          <w:fldChar w:fldCharType="begin"/>
-        </w:r>
-        <w:r>
-          <w:rPr>
-            <w:rFonts w:asciiTheme="minorHAnsi" w:hAnsiTheme="minorHAnsi"/>
-            <w:noProof/>
-          </w:rPr>
-          <w:instrText xml:space="preserve"> PAGEREF _Toc493327336 \h </w:instrText>
-        </w:r>
-        <w:r>
-          <w:rPr>
-            <w:rFonts w:asciiTheme="minorHAnsi" w:hAnsiTheme="minorHAnsi"/>
-            <w:noProof/>
-          </w:rPr>
-        </w:r>
-        <w:r>
-          <w:rPr>
-            <w:rFonts w:asciiTheme="minorHAnsi" w:hAnsiTheme="minorHAnsi"/>
-            <w:noProof/>
-          </w:rPr>
-          <w:fldChar w:fldCharType="separate"/>
-        </w:r>
-        <w:r>
-          <w:rPr>
-            <w:rFonts w:asciiTheme="minorHAnsi" w:hAnsiTheme="minorHAnsi"/>
-            <w:noProof/>
-          </w:rPr>
-          <w:t>4</w:t>
-        </w:r>
-        <w:r>
-          <w:rPr>
-            <w:rFonts w:asciiTheme="minorHAnsi" w:hAnsiTheme="minorHAnsi"/>
-            <w:noProof/>
-          </w:rPr>
-          <w:fldChar w:fldCharType="end"/>
-        </w:r>
-      </w:hyperlink>
-    </w:p>
-    <w:p>
-      <w:pPr>
-        <w:pStyle w:val="Verzeichnis2"/>
-        <w:tabs>
-          <w:tab w:val="right" w:leader="dot" w:pos="9628"/>
-        </w:tabs>
-        <w:rPr>
-          <w:rFonts w:asciiTheme="minorHAnsi" w:eastAsiaTheme="minorEastAsia" w:hAnsiTheme="minorHAnsi" w:cstheme="minorBidi"/>
-          <w:noProof/>
-          <w:kern w:val="0"/>
-          <w:sz w:val="22"/>
-          <w:szCs w:val="22"/>
-          <w:lang w:eastAsia="de-DE" w:bidi="ar-SA"/>
-        </w:rPr>
-      </w:pPr>
-      <w:hyperlink w:anchor="_Toc493327337" w:history="1">
-        <w:r>
-          <w:rPr>
-            <w:rStyle w:val="Hyperlink"/>
-            <w:rFonts w:asciiTheme="minorHAnsi" w:hAnsiTheme="minorHAnsi" w:cstheme="minorHAnsi"/>
-            <w:noProof/>
-          </w:rPr>
-          <w:t>Klassendiagramm</w:t>
-        </w:r>
-        <w:r>
-          <w:rPr>
-            <w:rFonts w:asciiTheme="minorHAnsi" w:hAnsiTheme="minorHAnsi"/>
-            <w:noProof/>
-          </w:rPr>
-          <w:tab/>
-        </w:r>
-        <w:r>
-          <w:rPr>
-            <w:rFonts w:asciiTheme="minorHAnsi" w:hAnsiTheme="minorHAnsi"/>
-            <w:noProof/>
-          </w:rPr>
-          <w:fldChar w:fldCharType="begin"/>
-        </w:r>
-        <w:r>
-          <w:rPr>
-            <w:rFonts w:asciiTheme="minorHAnsi" w:hAnsiTheme="minorHAnsi"/>
-            <w:noProof/>
-          </w:rPr>
-          <w:instrText xml:space="preserve"> PAGEREF _Toc493327337 \h </w:instrText>
-        </w:r>
-        <w:r>
-          <w:rPr>
-            <w:rFonts w:asciiTheme="minorHAnsi" w:hAnsiTheme="minorHAnsi"/>
-            <w:noProof/>
-          </w:rPr>
-        </w:r>
-        <w:r>
-          <w:rPr>
-            <w:rFonts w:asciiTheme="minorHAnsi" w:hAnsiTheme="minorHAnsi"/>
-            <w:noProof/>
-          </w:rPr>
-          <w:fldChar w:fldCharType="separate"/>
-        </w:r>
-        <w:r>
-          <w:rPr>
-            <w:rFonts w:asciiTheme="minorHAnsi" w:hAnsiTheme="minorHAnsi"/>
-            <w:noProof/>
-          </w:rPr>
-          <w:t>4</w:t>
-        </w:r>
-        <w:r>
-          <w:rPr>
-            <w:rFonts w:asciiTheme="minorHAnsi" w:hAnsiTheme="minorHAnsi"/>
-            <w:noProof/>
-          </w:rPr>
-          <w:fldChar w:fldCharType="end"/>
-        </w:r>
-      </w:hyperlink>
-    </w:p>
-    <w:p>
-      <w:pPr>
-        <w:pStyle w:val="Verzeichnis2"/>
-        <w:tabs>
-          <w:tab w:val="right" w:leader="dot" w:pos="9628"/>
-        </w:tabs>
-        <w:rPr>
-          <w:rFonts w:asciiTheme="minorHAnsi" w:eastAsiaTheme="minorEastAsia" w:hAnsiTheme="minorHAnsi" w:cstheme="minorBidi"/>
-          <w:noProof/>
-          <w:kern w:val="0"/>
-          <w:sz w:val="22"/>
-          <w:szCs w:val="22"/>
-          <w:lang w:eastAsia="de-DE" w:bidi="ar-SA"/>
-        </w:rPr>
-      </w:pPr>
-      <w:hyperlink w:anchor="_Toc493327338" w:history="1">
-        <w:r>
-          <w:rPr>
-            <w:rStyle w:val="Hyperlink"/>
-            <w:rFonts w:asciiTheme="minorHAnsi" w:hAnsiTheme="minorHAnsi" w:cstheme="minorHAnsi"/>
-            <w:noProof/>
-          </w:rPr>
-          <w:t>Methodenbeschreibung</w:t>
-        </w:r>
-        <w:r>
-          <w:rPr>
-            <w:rFonts w:asciiTheme="minorHAnsi" w:hAnsiTheme="minorHAnsi"/>
-            <w:noProof/>
-          </w:rPr>
-          <w:tab/>
-        </w:r>
-        <w:r>
-          <w:rPr>
-            <w:rFonts w:asciiTheme="minorHAnsi" w:hAnsiTheme="minorHAnsi"/>
-            <w:noProof/>
-          </w:rPr>
-          <w:fldChar w:fldCharType="begin"/>
-        </w:r>
-        <w:r>
-          <w:rPr>
-            <w:rFonts w:asciiTheme="minorHAnsi" w:hAnsiTheme="minorHAnsi"/>
-            <w:noProof/>
-          </w:rPr>
-          <w:instrText xml:space="preserve"> PAGEREF _Toc493327338 \h </w:instrText>
-        </w:r>
-        <w:r>
-          <w:rPr>
-            <w:rFonts w:asciiTheme="minorHAnsi" w:hAnsiTheme="minorHAnsi"/>
-            <w:noProof/>
-          </w:rPr>
-        </w:r>
-        <w:r>
-          <w:rPr>
-            <w:rFonts w:asciiTheme="minorHAnsi" w:hAnsiTheme="minorHAnsi"/>
-            <w:noProof/>
-          </w:rPr>
-          <w:fldChar w:fldCharType="separate"/>
-        </w:r>
-        <w:r>
-          <w:rPr>
-            <w:rFonts w:asciiTheme="minorHAnsi" w:hAnsiTheme="minorHAnsi"/>
-            <w:noProof/>
-          </w:rPr>
-          <w:t>4</w:t>
-        </w:r>
-        <w:r>
-          <w:rPr>
-            <w:rFonts w:asciiTheme="minorHAnsi" w:hAnsiTheme="minorHAnsi"/>
-            <w:noProof/>
-          </w:rPr>
-          <w:fldChar w:fldCharType="end"/>
-        </w:r>
-      </w:hyperlink>
-    </w:p>
-    <w:p>
-      <w:pPr>
-        <w:pStyle w:val="Verzeichnis2"/>
-        <w:tabs>
-          <w:tab w:val="right" w:leader="dot" w:pos="9628"/>
-        </w:tabs>
-        <w:rPr>
-          <w:rFonts w:asciiTheme="minorHAnsi" w:eastAsiaTheme="minorEastAsia" w:hAnsiTheme="minorHAnsi" w:cstheme="minorBidi"/>
-          <w:noProof/>
-          <w:kern w:val="0"/>
-          <w:sz w:val="22"/>
-          <w:szCs w:val="22"/>
-          <w:lang w:eastAsia="de-DE" w:bidi="ar-SA"/>
-        </w:rPr>
-      </w:pPr>
-      <w:hyperlink w:anchor="_Toc493327339" w:history="1">
-        <w:r>
-          <w:rPr>
-            <w:rStyle w:val="Hyperlink"/>
-            <w:rFonts w:asciiTheme="minorHAnsi" w:hAnsiTheme="minorHAnsi" w:cstheme="minorHAnsi"/>
-            <w:noProof/>
-          </w:rPr>
-          <w:t>Dokumentation</w:t>
-        </w:r>
-        <w:r>
-          <w:rPr>
-            <w:rFonts w:asciiTheme="minorHAnsi" w:hAnsiTheme="minorHAnsi"/>
-            <w:noProof/>
-          </w:rPr>
-          <w:tab/>
-        </w:r>
-        <w:r>
-          <w:rPr>
-            <w:rFonts w:asciiTheme="minorHAnsi" w:hAnsiTheme="minorHAnsi"/>
-            <w:noProof/>
-          </w:rPr>
-          <w:fldChar w:fldCharType="begin"/>
-        </w:r>
-        <w:r>
-          <w:rPr>
-            <w:rFonts w:asciiTheme="minorHAnsi" w:hAnsiTheme="minorHAnsi"/>
-            <w:noProof/>
-          </w:rPr>
-          <w:instrText xml:space="preserve"> PAGEREF _Toc493327339 \h </w:instrText>
-        </w:r>
-        <w:r>
-          <w:rPr>
-            <w:rFonts w:asciiTheme="minorHAnsi" w:hAnsiTheme="minorHAnsi"/>
-            <w:noProof/>
-          </w:rPr>
-        </w:r>
-        <w:r>
-          <w:rPr>
-            <w:rFonts w:asciiTheme="minorHAnsi" w:hAnsiTheme="minorHAnsi"/>
-            <w:noProof/>
-          </w:rPr>
-          <w:fldChar w:fldCharType="separate"/>
-        </w:r>
-        <w:r>
-          <w:rPr>
-            <w:rFonts w:asciiTheme="minorHAnsi" w:hAnsiTheme="minorHAnsi"/>
-            <w:noProof/>
-          </w:rPr>
-          <w:t>4</w:t>
-        </w:r>
-        <w:r>
-          <w:rPr>
-            <w:rFonts w:asciiTheme="minorHAnsi" w:hAnsiTheme="minorHAnsi"/>
-            <w:noProof/>
-          </w:rPr>
-          <w:fldChar w:fldCharType="end"/>
-        </w:r>
-      </w:hyperlink>
-    </w:p>
-    <w:p>
-      <w:pPr>
-        <w:pStyle w:val="Verzeichnis1"/>
-        <w:tabs>
-          <w:tab w:val="right" w:leader="dot" w:pos="9628"/>
-        </w:tabs>
-        <w:rPr>
-          <w:rFonts w:asciiTheme="minorHAnsi" w:eastAsiaTheme="minorEastAsia" w:hAnsiTheme="minorHAnsi" w:cstheme="minorBidi"/>
-          <w:noProof/>
-          <w:kern w:val="0"/>
-          <w:sz w:val="22"/>
-          <w:szCs w:val="22"/>
-          <w:lang w:eastAsia="de-DE" w:bidi="ar-SA"/>
-        </w:rPr>
-      </w:pPr>
-      <w:hyperlink w:anchor="_Toc493327340" w:history="1">
-        <w:r>
-          <w:rPr>
-            <w:rStyle w:val="Hyperlink"/>
-            <w:rFonts w:asciiTheme="minorHAnsi" w:hAnsiTheme="minorHAnsi" w:cstheme="minorHAnsi"/>
-            <w:noProof/>
-          </w:rPr>
-          <w:t>Testplan</w:t>
-        </w:r>
-        <w:r>
-          <w:rPr>
-            <w:rFonts w:asciiTheme="minorHAnsi" w:hAnsiTheme="minorHAnsi"/>
-            <w:noProof/>
-          </w:rPr>
-          <w:tab/>
-        </w:r>
-        <w:r>
-          <w:rPr>
-            <w:rFonts w:asciiTheme="minorHAnsi" w:hAnsiTheme="minorHAnsi"/>
-            <w:noProof/>
-          </w:rPr>
-          <w:fldChar w:fldCharType="begin"/>
-        </w:r>
-        <w:r>
-          <w:rPr>
-            <w:rFonts w:asciiTheme="minorHAnsi" w:hAnsiTheme="minorHAnsi"/>
-            <w:noProof/>
-          </w:rPr>
-          <w:instrText xml:space="preserve"> PAGEREF _Toc493327340 \h </w:instrText>
-        </w:r>
-        <w:r>
-          <w:rPr>
-            <w:rFonts w:asciiTheme="minorHAnsi" w:hAnsiTheme="minorHAnsi"/>
-            <w:noProof/>
-          </w:rPr>
-        </w:r>
-        <w:r>
-          <w:rPr>
-            <w:rFonts w:asciiTheme="minorHAnsi" w:hAnsiTheme="minorHAnsi"/>
-            <w:noProof/>
-          </w:rPr>
-          <w:fldChar w:fldCharType="separate"/>
-        </w:r>
-        <w:r>
-          <w:rPr>
-            <w:rFonts w:asciiTheme="minorHAnsi" w:hAnsiTheme="minorHAnsi"/>
-            <w:noProof/>
-          </w:rPr>
-          <w:t>4</w:t>
-        </w:r>
-        <w:r>
-          <w:rPr>
-            <w:rFonts w:asciiTheme="minorHAnsi" w:hAnsiTheme="minorHAnsi"/>
-            <w:noProof/>
-          </w:rPr>
-          <w:fldChar w:fldCharType="end"/>
-        </w:r>
-      </w:hyperlink>
-    </w:p>
-    <w:p>
-      <w:pPr>
-        <w:pStyle w:val="Verzeichnis1"/>
-        <w:tabs>
-          <w:tab w:val="right" w:leader="dot" w:pos="9628"/>
-        </w:tabs>
-        <w:rPr>
-          <w:rFonts w:asciiTheme="minorHAnsi" w:eastAsiaTheme="minorEastAsia" w:hAnsiTheme="minorHAnsi" w:cstheme="minorBidi"/>
-          <w:noProof/>
-          <w:kern w:val="0"/>
-          <w:sz w:val="22"/>
-          <w:szCs w:val="22"/>
-          <w:lang w:eastAsia="de-DE" w:bidi="ar-SA"/>
-        </w:rPr>
-      </w:pPr>
-      <w:hyperlink w:anchor="_Toc493327341" w:history="1">
-        <w:r>
-          <w:rPr>
-            <w:rStyle w:val="Hyperlink"/>
-            <w:rFonts w:asciiTheme="minorHAnsi" w:hAnsiTheme="minorHAnsi" w:cstheme="minorHAnsi"/>
-            <w:noProof/>
-          </w:rPr>
-          <w:t>Testprotokolle</w:t>
-        </w:r>
-        <w:r>
-          <w:rPr>
-            <w:rFonts w:asciiTheme="minorHAnsi" w:hAnsiTheme="minorHAnsi"/>
-            <w:noProof/>
-          </w:rPr>
-          <w:tab/>
-        </w:r>
-        <w:r>
-          <w:rPr>
-            <w:rFonts w:asciiTheme="minorHAnsi" w:hAnsiTheme="minorHAnsi"/>
-            <w:noProof/>
-          </w:rPr>
-          <w:fldChar w:fldCharType="begin"/>
-        </w:r>
-        <w:r>
-          <w:rPr>
-            <w:rFonts w:asciiTheme="minorHAnsi" w:hAnsiTheme="minorHAnsi"/>
-            <w:noProof/>
-          </w:rPr>
-          <w:instrText xml:space="preserve"> PAGEREF _Toc493327341 \h </w:instrText>
-        </w:r>
-        <w:r>
-          <w:rPr>
-            <w:rFonts w:asciiTheme="minorHAnsi" w:hAnsiTheme="minorHAnsi"/>
-            <w:noProof/>
-          </w:rPr>
-        </w:r>
-        <w:r>
-          <w:rPr>
-            <w:rFonts w:asciiTheme="minorHAnsi" w:hAnsiTheme="minorHAnsi"/>
-            <w:noProof/>
-          </w:rPr>
-          <w:fldChar w:fldCharType="separate"/>
-        </w:r>
-        <w:r>
-          <w:rPr>
-            <w:rFonts w:asciiTheme="minorHAnsi" w:hAnsiTheme="minorHAnsi"/>
-            <w:noProof/>
-          </w:rPr>
-          <w:t>4</w:t>
         </w:r>
         <w:r>
           <w:rPr>
@@ -1806,18 +990,321 @@
     </w:p>
     <w:p>
       <w:pPr>
-        <w:pStyle w:val="Heading"/>
-        <w:pageBreakBefore/>
-        <w:rPr>
-          <w:rFonts w:asciiTheme="minorHAnsi" w:hAnsiTheme="minorHAnsi" w:cstheme="minorHAnsi"/>
-        </w:rPr>
-      </w:pPr>
+        <w:pStyle w:val="berschrift1"/>
+        <w:rPr>
+          <w:rFonts w:asciiTheme="minorHAnsi" w:hAnsiTheme="minorHAnsi" w:cstheme="minorHAnsi"/>
+        </w:rPr>
+      </w:pPr>
+      <w:bookmarkStart w:id="0" w:name="__RefHeading__1633_2067759290"/>
+    </w:p>
+    <w:p>
+      <w:pPr>
+        <w:pStyle w:val="Textbody"/>
+        <w:rPr>
+          <w:rFonts w:asciiTheme="minorHAnsi" w:hAnsiTheme="minorHAnsi"/>
+        </w:rPr>
+      </w:pPr>
+    </w:p>
+    <w:p>
+      <w:pPr>
+        <w:pStyle w:val="Textbody"/>
+        <w:rPr>
+          <w:rFonts w:asciiTheme="minorHAnsi" w:hAnsiTheme="minorHAnsi"/>
+        </w:rPr>
+      </w:pPr>
+    </w:p>
+    <w:p>
+      <w:pPr>
+        <w:pStyle w:val="Textbody"/>
+        <w:rPr>
+          <w:rFonts w:asciiTheme="minorHAnsi" w:hAnsiTheme="minorHAnsi"/>
+        </w:rPr>
+      </w:pPr>
+    </w:p>
+    <w:p>
+      <w:pPr>
+        <w:pStyle w:val="Textbody"/>
+        <w:rPr>
+          <w:rFonts w:asciiTheme="minorHAnsi" w:hAnsiTheme="minorHAnsi"/>
+        </w:rPr>
+      </w:pPr>
+    </w:p>
+    <w:p>
+      <w:pPr>
+        <w:pStyle w:val="Textbody"/>
+        <w:rPr>
+          <w:rFonts w:asciiTheme="minorHAnsi" w:hAnsiTheme="minorHAnsi"/>
+        </w:rPr>
+      </w:pPr>
+    </w:p>
+    <w:p>
+      <w:pPr>
+        <w:pStyle w:val="Textbody"/>
+        <w:rPr>
+          <w:rFonts w:asciiTheme="minorHAnsi" w:hAnsiTheme="minorHAnsi"/>
+        </w:rPr>
+      </w:pPr>
+    </w:p>
+    <w:p>
+      <w:pPr>
+        <w:pStyle w:val="Textbody"/>
+        <w:rPr>
+          <w:rFonts w:asciiTheme="minorHAnsi" w:hAnsiTheme="minorHAnsi"/>
+        </w:rPr>
+      </w:pPr>
+    </w:p>
+    <w:p>
+      <w:pPr>
+        <w:pStyle w:val="Textbody"/>
+        <w:rPr>
+          <w:rFonts w:asciiTheme="minorHAnsi" w:hAnsiTheme="minorHAnsi"/>
+        </w:rPr>
+      </w:pPr>
+    </w:p>
+    <w:p>
+      <w:pPr>
+        <w:pStyle w:val="Textbody"/>
+        <w:rPr>
+          <w:rFonts w:asciiTheme="minorHAnsi" w:hAnsiTheme="minorHAnsi"/>
+        </w:rPr>
+      </w:pPr>
+    </w:p>
+    <w:p>
+      <w:pPr>
+        <w:pStyle w:val="Textbody"/>
+        <w:rPr>
+          <w:rFonts w:asciiTheme="minorHAnsi" w:hAnsiTheme="minorHAnsi"/>
+        </w:rPr>
+      </w:pPr>
+    </w:p>
+    <w:p>
+      <w:pPr>
+        <w:pStyle w:val="Textbody"/>
+        <w:rPr>
+          <w:rFonts w:asciiTheme="minorHAnsi" w:hAnsiTheme="minorHAnsi"/>
+        </w:rPr>
+      </w:pPr>
+    </w:p>
+    <w:p>
+      <w:pPr>
+        <w:pStyle w:val="Textbody"/>
+        <w:rPr>
+          <w:rFonts w:asciiTheme="minorHAnsi" w:hAnsiTheme="minorHAnsi"/>
+        </w:rPr>
+      </w:pPr>
+    </w:p>
+    <w:p>
+      <w:pPr>
+        <w:pStyle w:val="Textbody"/>
+        <w:rPr>
+          <w:rFonts w:asciiTheme="minorHAnsi" w:hAnsiTheme="minorHAnsi"/>
+        </w:rPr>
+      </w:pPr>
+    </w:p>
+    <w:p>
+      <w:pPr>
+        <w:pStyle w:val="Textbody"/>
+        <w:rPr>
+          <w:rFonts w:asciiTheme="minorHAnsi" w:hAnsiTheme="minorHAnsi"/>
+        </w:rPr>
+      </w:pPr>
+    </w:p>
+    <w:p>
+      <w:pPr>
+        <w:pStyle w:val="Textbody"/>
+        <w:rPr>
+          <w:rFonts w:asciiTheme="minorHAnsi" w:hAnsiTheme="minorHAnsi"/>
+        </w:rPr>
+      </w:pPr>
+    </w:p>
+    <w:p>
+      <w:pPr>
+        <w:pStyle w:val="Textbody"/>
+        <w:rPr>
+          <w:rFonts w:asciiTheme="minorHAnsi" w:hAnsiTheme="minorHAnsi"/>
+        </w:rPr>
+      </w:pPr>
+    </w:p>
+    <w:p>
+      <w:pPr>
+        <w:pStyle w:val="Textbody"/>
+        <w:rPr>
+          <w:rFonts w:asciiTheme="minorHAnsi" w:hAnsiTheme="minorHAnsi"/>
+        </w:rPr>
+      </w:pPr>
+    </w:p>
+    <w:p>
+      <w:pPr>
+        <w:pStyle w:val="Textbody"/>
+        <w:rPr>
+          <w:rFonts w:asciiTheme="minorHAnsi" w:hAnsiTheme="minorHAnsi"/>
+        </w:rPr>
+      </w:pPr>
+    </w:p>
+    <w:p>
+      <w:pPr>
+        <w:pStyle w:val="Textbody"/>
+        <w:rPr>
+          <w:rFonts w:asciiTheme="minorHAnsi" w:hAnsiTheme="minorHAnsi"/>
+        </w:rPr>
+      </w:pPr>
+    </w:p>
+    <w:p>
+      <w:pPr>
+        <w:pStyle w:val="Textbody"/>
+        <w:rPr>
+          <w:rFonts w:asciiTheme="minorHAnsi" w:hAnsiTheme="minorHAnsi"/>
+        </w:rPr>
+      </w:pPr>
+    </w:p>
+    <w:p>
+      <w:pPr>
+        <w:pStyle w:val="Textbody"/>
+        <w:rPr>
+          <w:rFonts w:asciiTheme="minorHAnsi" w:hAnsiTheme="minorHAnsi"/>
+        </w:rPr>
+      </w:pPr>
+    </w:p>
+    <w:p>
+      <w:pPr>
+        <w:pStyle w:val="berschrift1"/>
+        <w:rPr>
+          <w:rFonts w:asciiTheme="minorHAnsi" w:hAnsiTheme="minorHAnsi" w:cstheme="minorHAnsi"/>
+        </w:rPr>
+      </w:pPr>
+      <w:bookmarkStart w:id="1" w:name="_Toc24737863"/>
+      <w:bookmarkEnd w:id="0"/>
       <w:r>
         <w:rPr>
           <w:rFonts w:asciiTheme="minorHAnsi" w:hAnsiTheme="minorHAnsi" w:cstheme="minorHAnsi"/>
         </w:rPr>
         <w:lastRenderedPageBreak/>
-        <w:t>Analyse / Definition</w:t>
+        <w:t>Projektbeschreibung</w:t>
+      </w:r>
+      <w:bookmarkEnd w:id="1"/>
+    </w:p>
+    <w:p>
+      <w:pPr>
+        <w:pStyle w:val="berschrift2"/>
+        <w:rPr>
+          <w:rFonts w:asciiTheme="minorHAnsi" w:hAnsiTheme="minorHAnsi" w:cstheme="minorHAnsi"/>
+        </w:rPr>
+      </w:pPr>
+      <w:bookmarkStart w:id="2" w:name="_Toc24737864"/>
+      <w:r>
+        <w:rPr>
+          <w:rFonts w:asciiTheme="minorHAnsi" w:hAnsiTheme="minorHAnsi" w:cstheme="minorHAnsi"/>
+        </w:rPr>
+        <w:t>Problembeschreibung</w:t>
+      </w:r>
+      <w:bookmarkEnd w:id="2"/>
+    </w:p>
+    <w:p>
+      <w:pPr>
+        <w:pStyle w:val="Textbody"/>
+        <w:rPr>
+          <w:rFonts w:asciiTheme="minorHAnsi" w:hAnsiTheme="minorHAnsi"/>
+        </w:rPr>
+      </w:pPr>
+      <w:r>
+        <w:rPr>
+          <w:rFonts w:asciiTheme="minorHAnsi" w:hAnsiTheme="minorHAnsi"/>
+        </w:rPr>
+        <w:t>Welches Problem soll gelöst werden</w:t>
+      </w:r>
+    </w:p>
+    <w:p>
+      <w:pPr>
+        <w:pStyle w:val="berschrift2"/>
+        <w:rPr>
+          <w:rFonts w:asciiTheme="minorHAnsi" w:hAnsiTheme="minorHAnsi" w:cstheme="minorHAnsi"/>
+        </w:rPr>
+      </w:pPr>
+      <w:bookmarkStart w:id="3" w:name="_Toc24737865"/>
+      <w:r>
+        <w:rPr>
+          <w:rFonts w:asciiTheme="minorHAnsi" w:hAnsiTheme="minorHAnsi" w:cstheme="minorHAnsi"/>
+        </w:rPr>
+        <w:t>Projektziel</w:t>
+      </w:r>
+      <w:bookmarkEnd w:id="3"/>
+    </w:p>
+    <w:p>
+      <w:pPr>
+        <w:pStyle w:val="Textbody"/>
+        <w:rPr>
+          <w:rFonts w:asciiTheme="minorHAnsi" w:hAnsiTheme="minorHAnsi"/>
+        </w:rPr>
+      </w:pPr>
+      <w:r>
+        <w:rPr>
+          <w:rFonts w:asciiTheme="minorHAnsi" w:hAnsiTheme="minorHAnsi"/>
+        </w:rPr>
+        <w:t>Was ist das Ziel der Anwendung</w:t>
+      </w:r>
+    </w:p>
+    <w:p>
+      <w:pPr>
+        <w:pStyle w:val="berschrift2"/>
+        <w:rPr>
+          <w:rFonts w:asciiTheme="minorHAnsi" w:hAnsiTheme="minorHAnsi" w:cstheme="minorHAnsi"/>
+        </w:rPr>
+      </w:pPr>
+      <w:bookmarkStart w:id="4" w:name="__RefHeading__1667_2067759290"/>
+      <w:bookmarkStart w:id="5" w:name="_Toc24737866"/>
+      <w:r>
+        <w:rPr>
+          <w:rFonts w:asciiTheme="minorHAnsi" w:hAnsiTheme="minorHAnsi" w:cstheme="minorHAnsi"/>
+        </w:rPr>
+        <w:t>Erforderliche Kriterien</w:t>
+      </w:r>
+      <w:bookmarkEnd w:id="4"/>
+      <w:bookmarkEnd w:id="5"/>
+    </w:p>
+    <w:p>
+      <w:pPr>
+        <w:pStyle w:val="Textbody"/>
+        <w:rPr>
+          <w:rFonts w:asciiTheme="minorHAnsi" w:hAnsiTheme="minorHAnsi"/>
+        </w:rPr>
+      </w:pPr>
+      <w:r>
+        <w:rPr>
+          <w:rFonts w:asciiTheme="minorHAnsi" w:hAnsiTheme="minorHAnsi"/>
+        </w:rPr>
+        <w:t>Welche Kriterien muss die Anwendung erfüllen?</w:t>
+      </w:r>
+    </w:p>
+    <w:p>
+      <w:pPr>
+        <w:pStyle w:val="berschrift2"/>
+        <w:rPr>
+          <w:rFonts w:asciiTheme="minorHAnsi" w:hAnsiTheme="minorHAnsi" w:cstheme="minorHAnsi"/>
+        </w:rPr>
+      </w:pPr>
+      <w:bookmarkStart w:id="6" w:name="__RefHeading__1669_2067759290"/>
+      <w:bookmarkStart w:id="7" w:name="_Toc24737867"/>
+      <w:r>
+        <w:rPr>
+          <w:rFonts w:asciiTheme="minorHAnsi" w:hAnsiTheme="minorHAnsi" w:cstheme="minorHAnsi"/>
+        </w:rPr>
+        <w:t>Wunschkriterien</w:t>
+      </w:r>
+      <w:bookmarkEnd w:id="6"/>
+      <w:bookmarkEnd w:id="7"/>
+    </w:p>
+    <w:p>
+      <w:pPr>
+        <w:pStyle w:val="Textbody"/>
+        <w:rPr>
+          <w:rFonts w:asciiTheme="minorHAnsi" w:hAnsiTheme="minorHAnsi"/>
+        </w:rPr>
+      </w:pPr>
+      <w:r>
+        <w:rPr>
+          <w:rFonts w:asciiTheme="minorHAnsi" w:hAnsiTheme="minorHAnsi"/>
+        </w:rPr>
+        <w:t>Welche sind optional bzw. welche könnten noch hinzugefügt werden</w:t>
       </w:r>
     </w:p>
     <w:p>
@@ -1827,16 +1314,6 @@
           <w:rFonts w:asciiTheme="minorHAnsi" w:hAnsiTheme="minorHAnsi" w:cstheme="minorHAnsi"/>
         </w:rPr>
       </w:pPr>
-      <w:bookmarkStart w:id="1" w:name="__RefHeading__1633_2067759290"/>
-      <w:bookmarkStart w:id="2" w:name="_Toc493327321"/>
-      <w:r>
-        <w:rPr>
-          <w:rFonts w:asciiTheme="minorHAnsi" w:hAnsiTheme="minorHAnsi" w:cstheme="minorHAnsi"/>
-        </w:rPr>
-        <w:t>Problembeschreibung</w:t>
-      </w:r>
-      <w:bookmarkEnd w:id="1"/>
-      <w:bookmarkEnd w:id="2"/>
     </w:p>
     <w:p>
       <w:pPr>
@@ -1845,16 +1322,14 @@
           <w:rFonts w:asciiTheme="minorHAnsi" w:hAnsiTheme="minorHAnsi" w:cstheme="minorHAnsi"/>
         </w:rPr>
       </w:pPr>
-      <w:bookmarkStart w:id="3" w:name="__RefHeading__1635_2067759290"/>
-      <w:bookmarkStart w:id="4" w:name="_Toc493327322"/>
-      <w:r>
-        <w:rPr>
-          <w:rFonts w:asciiTheme="minorHAnsi" w:hAnsiTheme="minorHAnsi" w:cstheme="minorHAnsi"/>
-        </w:rPr>
-        <w:t>Projektziel</w:t>
-      </w:r>
-      <w:bookmarkEnd w:id="3"/>
-      <w:bookmarkEnd w:id="4"/>
+      <w:bookmarkStart w:id="8" w:name="_Toc24737868"/>
+      <w:r>
+        <w:rPr>
+          <w:rFonts w:asciiTheme="minorHAnsi" w:hAnsiTheme="minorHAnsi" w:cstheme="minorHAnsi"/>
+        </w:rPr>
+        <w:t>Dokumentation der Anwendung</w:t>
+      </w:r>
+      <w:bookmarkEnd w:id="8"/>
     </w:p>
     <w:p>
       <w:pPr>
@@ -1863,16 +1338,42 @@
           <w:rFonts w:asciiTheme="minorHAnsi" w:hAnsiTheme="minorHAnsi" w:cstheme="minorHAnsi"/>
         </w:rPr>
       </w:pPr>
-      <w:bookmarkStart w:id="5" w:name="__RefHeading__1637_2067759290"/>
-      <w:bookmarkStart w:id="6" w:name="_Toc493327323"/>
-      <w:r>
-        <w:rPr>
-          <w:rFonts w:asciiTheme="minorHAnsi" w:hAnsiTheme="minorHAnsi" w:cstheme="minorHAnsi"/>
-        </w:rPr>
-        <w:t>Projektbeschreibung</w:t>
-      </w:r>
-      <w:bookmarkEnd w:id="5"/>
-      <w:bookmarkEnd w:id="6"/>
+      <w:bookmarkStart w:id="9" w:name="_Toc24737869"/>
+      <w:r>
+        <w:rPr>
+          <w:rFonts w:asciiTheme="minorHAnsi" w:hAnsiTheme="minorHAnsi" w:cstheme="minorHAnsi"/>
+        </w:rPr>
+        <w:t>Verwendete Programme</w:t>
+      </w:r>
+      <w:bookmarkEnd w:id="9"/>
+    </w:p>
+    <w:p>
+      <w:pPr>
+        <w:pStyle w:val="Textbody"/>
+        <w:rPr>
+          <w:rFonts w:asciiTheme="minorHAnsi" w:hAnsiTheme="minorHAnsi"/>
+        </w:rPr>
+      </w:pPr>
+      <w:r>
+        <w:rPr>
+          <w:rFonts w:asciiTheme="minorHAnsi" w:hAnsiTheme="minorHAnsi"/>
+        </w:rPr>
+        <w:t xml:space="preserve">Entwicklungsumgebung? Bibliotheken? </w:t>
+      </w:r>
+      <w:proofErr w:type="spellStart"/>
+      <w:r>
+        <w:rPr>
+          <w:rFonts w:asciiTheme="minorHAnsi" w:hAnsiTheme="minorHAnsi"/>
+        </w:rPr>
+        <w:t>NuGet</w:t>
+      </w:r>
+      <w:proofErr w:type="spellEnd"/>
+      <w:r>
+        <w:rPr>
+          <w:rFonts w:asciiTheme="minorHAnsi" w:hAnsiTheme="minorHAnsi"/>
+        </w:rPr>
+        <w:t xml:space="preserve"> Pakete? Datenbanksysteme?</w:t>
+      </w:r>
     </w:p>
     <w:p>
       <w:pPr>
@@ -1881,16 +1382,50 @@
           <w:rFonts w:asciiTheme="minorHAnsi" w:hAnsiTheme="minorHAnsi" w:cstheme="minorHAnsi"/>
         </w:rPr>
       </w:pPr>
-      <w:bookmarkStart w:id="7" w:name="__RefHeading__1639_2067759290"/>
-      <w:bookmarkStart w:id="8" w:name="_Toc493327324"/>
-      <w:r>
-        <w:rPr>
-          <w:rFonts w:asciiTheme="minorHAnsi" w:hAnsiTheme="minorHAnsi" w:cstheme="minorHAnsi"/>
-        </w:rPr>
-        <w:t>Hardware-und Softwarevoraussetzungen</w:t>
-      </w:r>
-      <w:bookmarkEnd w:id="7"/>
-      <w:bookmarkEnd w:id="8"/>
+      <w:bookmarkStart w:id="10" w:name="__RefHeading__1683_2067759290"/>
+      <w:bookmarkStart w:id="11" w:name="_Toc24737870"/>
+      <w:r>
+        <w:rPr>
+          <w:rFonts w:asciiTheme="minorHAnsi" w:hAnsiTheme="minorHAnsi" w:cstheme="minorHAnsi"/>
+        </w:rPr>
+        <w:t>Klassendiagramm</w:t>
+      </w:r>
+      <w:bookmarkEnd w:id="10"/>
+      <w:r>
+        <w:rPr>
+          <w:rFonts w:asciiTheme="minorHAnsi" w:hAnsiTheme="minorHAnsi" w:cstheme="minorHAnsi"/>
+        </w:rPr>
+        <w:t xml:space="preserve"> bzw. Datenbanklayout</w:t>
+      </w:r>
+      <w:bookmarkEnd w:id="11"/>
+    </w:p>
+    <w:p>
+      <w:pPr>
+        <w:pStyle w:val="Textbody"/>
+        <w:rPr>
+          <w:rFonts w:asciiTheme="minorHAnsi" w:hAnsiTheme="minorHAnsi"/>
+        </w:rPr>
+      </w:pPr>
+      <w:r>
+        <w:rPr>
+          <w:rFonts w:asciiTheme="minorHAnsi" w:hAnsiTheme="minorHAnsi"/>
+        </w:rPr>
+        <w:t xml:space="preserve">Wenn es eins gibt </w:t>
+      </w:r>
+      <w:proofErr w:type="spellStart"/>
+      <w:r>
+        <w:rPr>
+          <w:rFonts w:asciiTheme="minorHAnsi" w:hAnsiTheme="minorHAnsi"/>
+        </w:rPr>
+        <w:t>bzw</w:t>
+      </w:r>
+      <w:proofErr w:type="spellEnd"/>
+      <w:r>
+        <w:rPr>
+          <w:rFonts w:asciiTheme="minorHAnsi" w:hAnsiTheme="minorHAnsi"/>
+        </w:rPr>
+        <w:t xml:space="preserve"> wenn es Sinn macht um das Programmbesser zu verstehen</w:t>
+      </w:r>
     </w:p>
     <w:p>
       <w:pPr>
@@ -1899,16 +1434,30 @@
           <w:rFonts w:asciiTheme="minorHAnsi" w:hAnsiTheme="minorHAnsi" w:cstheme="minorHAnsi"/>
         </w:rPr>
       </w:pPr>
-      <w:bookmarkStart w:id="9" w:name="__RefHeading__1641_2067759290"/>
-      <w:bookmarkStart w:id="10" w:name="_Toc493327325"/>
-      <w:r>
-        <w:rPr>
-          <w:rFonts w:asciiTheme="minorHAnsi" w:hAnsiTheme="minorHAnsi" w:cstheme="minorHAnsi"/>
-        </w:rPr>
-        <w:t>Entwicklungsumgebung</w:t>
-      </w:r>
-      <w:bookmarkEnd w:id="9"/>
-      <w:bookmarkEnd w:id="10"/>
+      <w:bookmarkStart w:id="12" w:name="__RefHeading__1687_2067759290"/>
+      <w:bookmarkStart w:id="13" w:name="_Toc24737871"/>
+      <w:r>
+        <w:rPr>
+          <w:rFonts w:asciiTheme="minorHAnsi" w:hAnsiTheme="minorHAnsi" w:cstheme="minorHAnsi"/>
+        </w:rPr>
+        <w:t>Dokumentation</w:t>
+      </w:r>
+      <w:bookmarkEnd w:id="12"/>
+      <w:bookmarkEnd w:id="13"/>
+    </w:p>
+    <w:p>
+      <w:pPr>
+        <w:pStyle w:val="Textbody"/>
+        <w:rPr>
+          <w:rFonts w:asciiTheme="minorHAnsi" w:hAnsiTheme="minorHAnsi"/>
+        </w:rPr>
+      </w:pPr>
+      <w:r>
+        <w:rPr>
+          <w:rFonts w:asciiTheme="minorHAnsi" w:hAnsiTheme="minorHAnsi"/>
+        </w:rPr>
+        <w:t>Masken und Funktionen der Anwendung beschreiben</w:t>
+      </w:r>
     </w:p>
     <w:p>
       <w:pPr>
@@ -1917,403 +1466,52 @@
           <w:rFonts w:asciiTheme="minorHAnsi" w:hAnsiTheme="minorHAnsi" w:cstheme="minorHAnsi"/>
         </w:rPr>
       </w:pPr>
-      <w:bookmarkStart w:id="11" w:name="__RefHeading__1643_2067759290"/>
-      <w:bookmarkStart w:id="12" w:name="_Toc493327326"/>
-      <w:r>
-        <w:rPr>
-          <w:rFonts w:asciiTheme="minorHAnsi" w:hAnsiTheme="minorHAnsi" w:cstheme="minorHAnsi"/>
-        </w:rPr>
-        <w:t>Projektplan (grob)</w:t>
-      </w:r>
-      <w:bookmarkEnd w:id="11"/>
-      <w:bookmarkEnd w:id="12"/>
-    </w:p>
-    <w:p>
-      <w:pPr>
-        <w:pStyle w:val="berschrift1"/>
-        <w:rPr>
-          <w:rFonts w:asciiTheme="minorHAnsi" w:hAnsiTheme="minorHAnsi" w:cstheme="minorHAnsi"/>
-        </w:rPr>
-      </w:pPr>
-      <w:bookmarkStart w:id="13" w:name="__RefHeading__1645_2067759290"/>
-      <w:bookmarkStart w:id="14" w:name="_Toc493327327"/>
-      <w:r>
-        <w:rPr>
-          <w:rFonts w:asciiTheme="minorHAnsi" w:hAnsiTheme="minorHAnsi" w:cstheme="minorHAnsi"/>
-        </w:rPr>
-        <w:t>Kostenabschätzung</w:t>
-      </w:r>
-      <w:bookmarkEnd w:id="13"/>
+      <w:bookmarkStart w:id="14" w:name="_Toc24737872"/>
+      <w:r>
+        <w:rPr>
+          <w:rFonts w:asciiTheme="minorHAnsi" w:hAnsiTheme="minorHAnsi" w:cstheme="minorHAnsi"/>
+        </w:rPr>
+        <w:t>Sonstiges</w:t>
+      </w:r>
       <w:bookmarkEnd w:id="14"/>
     </w:p>
     <w:p>
       <w:pPr>
-        <w:pStyle w:val="Heading"/>
-        <w:rPr>
-          <w:rFonts w:asciiTheme="minorHAnsi" w:hAnsiTheme="minorHAnsi" w:cstheme="minorHAnsi"/>
-        </w:rPr>
-      </w:pPr>
-    </w:p>
-    <w:p>
-      <w:pPr>
-        <w:pStyle w:val="Heading"/>
-        <w:rPr>
-          <w:rFonts w:asciiTheme="minorHAnsi" w:hAnsiTheme="minorHAnsi" w:cstheme="minorHAnsi"/>
-        </w:rPr>
-      </w:pPr>
-      <w:r>
-        <w:rPr>
-          <w:rFonts w:asciiTheme="minorHAnsi" w:hAnsiTheme="minorHAnsi" w:cstheme="minorHAnsi"/>
-        </w:rPr>
-        <w:t>Entwurf</w:t>
-      </w:r>
-    </w:p>
-    <w:p>
-      <w:pPr>
-        <w:pStyle w:val="berschrift1"/>
-        <w:rPr>
-          <w:rFonts w:asciiTheme="minorHAnsi" w:hAnsiTheme="minorHAnsi" w:cstheme="minorHAnsi"/>
-        </w:rPr>
-      </w:pPr>
-      <w:bookmarkStart w:id="15" w:name="__RefHeading__1663_2067759290"/>
-      <w:bookmarkStart w:id="16" w:name="_Toc493327328"/>
-      <w:r>
-        <w:rPr>
-          <w:rFonts w:asciiTheme="minorHAnsi" w:hAnsiTheme="minorHAnsi" w:cstheme="minorHAnsi"/>
-        </w:rPr>
-        <w:t>Pflichtenheft</w:t>
-      </w:r>
+        <w:pStyle w:val="Textbody"/>
+        <w:rPr>
+          <w:rFonts w:asciiTheme="minorHAnsi" w:hAnsiTheme="minorHAnsi"/>
+        </w:rPr>
+      </w:pPr>
+      <w:proofErr w:type="spellStart"/>
+      <w:r>
+        <w:rPr>
+          <w:rFonts w:asciiTheme="minorHAnsi" w:hAnsiTheme="minorHAnsi"/>
+        </w:rPr>
+        <w:t>Z.b</w:t>
+      </w:r>
+      <w:bookmarkStart w:id="15" w:name="_GoBack"/>
       <w:bookmarkEnd w:id="15"/>
-      <w:bookmarkEnd w:id="16"/>
-    </w:p>
-    <w:p>
-      <w:pPr>
-        <w:pStyle w:val="berschrift2"/>
-        <w:rPr>
-          <w:rFonts w:asciiTheme="minorHAnsi" w:hAnsiTheme="minorHAnsi" w:cstheme="minorHAnsi"/>
-        </w:rPr>
-      </w:pPr>
-      <w:bookmarkStart w:id="17" w:name="__RefHeading__1665_2067759290"/>
-      <w:bookmarkStart w:id="18" w:name="_Toc493327329"/>
-      <w:r>
-        <w:rPr>
-          <w:rFonts w:asciiTheme="minorHAnsi" w:hAnsiTheme="minorHAnsi" w:cstheme="minorHAnsi"/>
-        </w:rPr>
-        <w:t>Zielbestimmung</w:t>
-      </w:r>
-      <w:bookmarkEnd w:id="17"/>
-      <w:bookmarkEnd w:id="18"/>
-    </w:p>
-    <w:p>
-      <w:pPr>
-        <w:pStyle w:val="berschrift2"/>
-        <w:rPr>
-          <w:rFonts w:asciiTheme="minorHAnsi" w:hAnsiTheme="minorHAnsi" w:cstheme="minorHAnsi"/>
-        </w:rPr>
-      </w:pPr>
-      <w:bookmarkStart w:id="19" w:name="__RefHeading__1667_2067759290"/>
-      <w:bookmarkStart w:id="20" w:name="_Toc493327330"/>
-      <w:r>
-        <w:rPr>
-          <w:rFonts w:asciiTheme="minorHAnsi" w:hAnsiTheme="minorHAnsi" w:cstheme="minorHAnsi"/>
-        </w:rPr>
-        <w:t>Erforderliche Kriterien</w:t>
-      </w:r>
-      <w:bookmarkEnd w:id="19"/>
-      <w:bookmarkEnd w:id="20"/>
-    </w:p>
-    <w:p>
-      <w:pPr>
-        <w:pStyle w:val="berschrift2"/>
-        <w:rPr>
-          <w:rFonts w:asciiTheme="minorHAnsi" w:hAnsiTheme="minorHAnsi" w:cstheme="minorHAnsi"/>
-        </w:rPr>
-      </w:pPr>
-      <w:bookmarkStart w:id="21" w:name="__RefHeading__1669_2067759290"/>
-      <w:bookmarkStart w:id="22" w:name="_Toc493327331"/>
-      <w:r>
-        <w:rPr>
-          <w:rFonts w:asciiTheme="minorHAnsi" w:hAnsiTheme="minorHAnsi" w:cstheme="minorHAnsi"/>
-        </w:rPr>
-        <w:t>Wunschkriterien</w:t>
-      </w:r>
-      <w:bookmarkEnd w:id="21"/>
-      <w:bookmarkEnd w:id="22"/>
-    </w:p>
-    <w:p>
-      <w:pPr>
-        <w:pStyle w:val="berschrift1"/>
-        <w:rPr>
-          <w:rFonts w:asciiTheme="minorHAnsi" w:hAnsiTheme="minorHAnsi" w:cstheme="minorHAnsi"/>
-        </w:rPr>
-      </w:pPr>
-      <w:bookmarkStart w:id="23" w:name="__RefHeading__1671_2067759290"/>
-      <w:bookmarkStart w:id="24" w:name="_Toc493327332"/>
-      <w:r>
-        <w:rPr>
-          <w:rFonts w:asciiTheme="minorHAnsi" w:hAnsiTheme="minorHAnsi" w:cstheme="minorHAnsi"/>
-        </w:rPr>
-        <w:t>Produkteinsatz</w:t>
-      </w:r>
-      <w:bookmarkEnd w:id="23"/>
-      <w:bookmarkEnd w:id="24"/>
-    </w:p>
-    <w:p>
-      <w:pPr>
-        <w:pStyle w:val="berschrift2"/>
-        <w:rPr>
-          <w:rFonts w:asciiTheme="minorHAnsi" w:hAnsiTheme="minorHAnsi" w:cstheme="minorHAnsi"/>
-        </w:rPr>
-      </w:pPr>
-      <w:bookmarkStart w:id="25" w:name="__RefHeading__1673_2067759290"/>
-      <w:bookmarkStart w:id="26" w:name="_Toc493327333"/>
-      <w:r>
-        <w:rPr>
-          <w:rFonts w:asciiTheme="minorHAnsi" w:hAnsiTheme="minorHAnsi" w:cstheme="minorHAnsi"/>
-        </w:rPr>
-        <w:t>Anwendungsbereich</w:t>
-      </w:r>
-      <w:bookmarkEnd w:id="25"/>
-      <w:bookmarkEnd w:id="26"/>
-    </w:p>
-    <w:p>
-      <w:pPr>
-        <w:pStyle w:val="berschrift2"/>
-        <w:rPr>
-          <w:rFonts w:asciiTheme="minorHAnsi" w:hAnsiTheme="minorHAnsi" w:cstheme="minorHAnsi"/>
-        </w:rPr>
-      </w:pPr>
-      <w:bookmarkStart w:id="27" w:name="__RefHeading__1675_2067759290"/>
-      <w:bookmarkStart w:id="28" w:name="_Toc493327334"/>
-      <w:r>
-        <w:rPr>
-          <w:rFonts w:asciiTheme="minorHAnsi" w:hAnsiTheme="minorHAnsi" w:cstheme="minorHAnsi"/>
-        </w:rPr>
-        <w:t>Produktumgebung</w:t>
-      </w:r>
-      <w:bookmarkEnd w:id="27"/>
-      <w:bookmarkEnd w:id="28"/>
-    </w:p>
-    <w:p>
-      <w:pPr>
-        <w:pStyle w:val="berschrift2"/>
-        <w:rPr>
-          <w:rFonts w:asciiTheme="minorHAnsi" w:hAnsiTheme="minorHAnsi" w:cstheme="minorHAnsi"/>
-        </w:rPr>
-      </w:pPr>
-      <w:bookmarkStart w:id="29" w:name="__RefHeading__1677_2067759290"/>
-      <w:bookmarkStart w:id="30" w:name="_Toc493327335"/>
-      <w:r>
-        <w:rPr>
-          <w:rFonts w:asciiTheme="minorHAnsi" w:hAnsiTheme="minorHAnsi" w:cstheme="minorHAnsi"/>
-        </w:rPr>
-        <w:t>Betriebsbedingungen</w:t>
-      </w:r>
-      <w:bookmarkEnd w:id="29"/>
-      <w:bookmarkEnd w:id="30"/>
-    </w:p>
-    <w:p>
-      <w:pPr>
-        <w:pStyle w:val="Heading"/>
-        <w:rPr>
-          <w:rFonts w:asciiTheme="minorHAnsi" w:hAnsiTheme="minorHAnsi" w:cstheme="minorHAnsi"/>
-        </w:rPr>
-      </w:pPr>
-    </w:p>
-    <w:p>
-      <w:pPr>
-        <w:pStyle w:val="Heading"/>
-        <w:rPr>
-          <w:rFonts w:asciiTheme="minorHAnsi" w:hAnsiTheme="minorHAnsi" w:cstheme="minorHAnsi"/>
-        </w:rPr>
-      </w:pPr>
-    </w:p>
-    <w:p>
-      <w:pPr>
-        <w:pStyle w:val="Heading"/>
-        <w:rPr>
-          <w:rFonts w:asciiTheme="minorHAnsi" w:hAnsiTheme="minorHAnsi" w:cstheme="minorHAnsi"/>
-        </w:rPr>
-      </w:pPr>
-    </w:p>
-    <w:p>
-      <w:pPr>
-        <w:pStyle w:val="Heading"/>
-        <w:rPr>
-          <w:rFonts w:asciiTheme="minorHAnsi" w:hAnsiTheme="minorHAnsi" w:cstheme="minorHAnsi"/>
-        </w:rPr>
-      </w:pPr>
-    </w:p>
-    <w:p>
-      <w:pPr>
-        <w:pStyle w:val="Heading"/>
-        <w:rPr>
-          <w:rFonts w:asciiTheme="minorHAnsi" w:hAnsiTheme="minorHAnsi" w:cstheme="minorHAnsi"/>
-        </w:rPr>
-      </w:pPr>
-    </w:p>
-    <w:p>
-      <w:pPr>
-        <w:pStyle w:val="Heading"/>
-        <w:rPr>
-          <w:rFonts w:asciiTheme="minorHAnsi" w:hAnsiTheme="minorHAnsi" w:cstheme="minorHAnsi"/>
-        </w:rPr>
-      </w:pPr>
-    </w:p>
-    <w:p>
-      <w:pPr>
-        <w:pStyle w:val="Heading"/>
-        <w:rPr>
-          <w:rFonts w:asciiTheme="minorHAnsi" w:hAnsiTheme="minorHAnsi" w:cstheme="minorHAnsi"/>
-        </w:rPr>
-      </w:pPr>
-    </w:p>
-    <w:p>
-      <w:pPr>
-        <w:pStyle w:val="Heading"/>
-        <w:rPr>
-          <w:rFonts w:asciiTheme="minorHAnsi" w:hAnsiTheme="minorHAnsi" w:cstheme="minorHAnsi"/>
-        </w:rPr>
-      </w:pPr>
-      <w:r>
-        <w:rPr>
-          <w:rFonts w:asciiTheme="minorHAnsi" w:hAnsiTheme="minorHAnsi" w:cstheme="minorHAnsi"/>
-        </w:rPr>
-        <w:lastRenderedPageBreak/>
-        <w:t>Implementierung</w:t>
-      </w:r>
-      <w:bookmarkStart w:id="31" w:name="__RefHeading__1679_2067759290"/>
-    </w:p>
-    <w:p>
-      <w:pPr>
-        <w:pStyle w:val="berschrift2"/>
-        <w:rPr>
-          <w:rFonts w:asciiTheme="minorHAnsi" w:hAnsiTheme="minorHAnsi" w:cstheme="minorHAnsi"/>
-        </w:rPr>
-      </w:pPr>
-      <w:bookmarkStart w:id="32" w:name="__RefHeading__1681_2067759290"/>
-      <w:bookmarkStart w:id="33" w:name="_Toc493327336"/>
-      <w:bookmarkEnd w:id="31"/>
-      <w:r>
-        <w:rPr>
-          <w:rFonts w:asciiTheme="minorHAnsi" w:hAnsiTheme="minorHAnsi" w:cstheme="minorHAnsi"/>
-        </w:rPr>
-        <w:t>Kurzbeschreibung</w:t>
-      </w:r>
-      <w:bookmarkEnd w:id="32"/>
-      <w:bookmarkEnd w:id="33"/>
-    </w:p>
-    <w:p>
-      <w:pPr>
-        <w:pStyle w:val="berschrift2"/>
-        <w:rPr>
-          <w:rFonts w:asciiTheme="minorHAnsi" w:hAnsiTheme="minorHAnsi" w:cstheme="minorHAnsi"/>
-        </w:rPr>
-      </w:pPr>
-      <w:bookmarkStart w:id="34" w:name="__RefHeading__1683_2067759290"/>
-      <w:bookmarkStart w:id="35" w:name="_Toc493327337"/>
-      <w:r>
-        <w:rPr>
-          <w:rFonts w:asciiTheme="minorHAnsi" w:hAnsiTheme="minorHAnsi" w:cstheme="minorHAnsi"/>
-        </w:rPr>
-        <w:t>Klassendiagramm</w:t>
-      </w:r>
-      <w:bookmarkEnd w:id="34"/>
-      <w:bookmarkEnd w:id="35"/>
-    </w:p>
-    <w:p>
-      <w:pPr>
-        <w:pStyle w:val="berschrift2"/>
-        <w:rPr>
-          <w:rFonts w:asciiTheme="minorHAnsi" w:hAnsiTheme="minorHAnsi" w:cstheme="minorHAnsi"/>
-        </w:rPr>
-      </w:pPr>
-      <w:bookmarkStart w:id="36" w:name="__RefHeading__1685_2067759290"/>
-      <w:bookmarkStart w:id="37" w:name="_Toc493327338"/>
-      <w:r>
-        <w:rPr>
-          <w:rFonts w:asciiTheme="minorHAnsi" w:hAnsiTheme="minorHAnsi" w:cstheme="minorHAnsi"/>
-        </w:rPr>
-        <w:t>Methodenbeschreibung</w:t>
-      </w:r>
-      <w:bookmarkEnd w:id="36"/>
-      <w:bookmarkEnd w:id="37"/>
-    </w:p>
-    <w:p>
-      <w:pPr>
-        <w:pStyle w:val="berschrift2"/>
-        <w:rPr>
-          <w:rFonts w:asciiTheme="minorHAnsi" w:hAnsiTheme="minorHAnsi" w:cstheme="minorHAnsi"/>
-        </w:rPr>
-      </w:pPr>
-      <w:bookmarkStart w:id="38" w:name="__RefHeading__1687_2067759290"/>
-      <w:bookmarkStart w:id="39" w:name="_Toc493327339"/>
-      <w:r>
-        <w:rPr>
-          <w:rFonts w:asciiTheme="minorHAnsi" w:hAnsiTheme="minorHAnsi" w:cstheme="minorHAnsi"/>
-        </w:rPr>
-        <w:t>Dokumentation</w:t>
-      </w:r>
-      <w:bookmarkEnd w:id="38"/>
-      <w:bookmarkEnd w:id="39"/>
-    </w:p>
-    <w:p>
-      <w:pPr>
-        <w:pStyle w:val="Heading"/>
-        <w:rPr>
-          <w:rFonts w:asciiTheme="minorHAnsi" w:hAnsiTheme="minorHAnsi" w:cstheme="minorHAnsi"/>
-        </w:rPr>
-      </w:pPr>
-    </w:p>
-    <w:p>
-      <w:pPr>
-        <w:pStyle w:val="Heading"/>
-        <w:rPr>
-          <w:rFonts w:asciiTheme="minorHAnsi" w:hAnsiTheme="minorHAnsi" w:cstheme="minorHAnsi"/>
-        </w:rPr>
-      </w:pPr>
-      <w:r>
-        <w:rPr>
-          <w:rFonts w:asciiTheme="minorHAnsi" w:hAnsiTheme="minorHAnsi" w:cstheme="minorHAnsi"/>
-        </w:rPr>
-        <w:t>Testphase</w:t>
-      </w:r>
-    </w:p>
-    <w:p>
-      <w:pPr>
-        <w:pStyle w:val="berschrift1"/>
-        <w:rPr>
-          <w:rFonts w:asciiTheme="minorHAnsi" w:hAnsiTheme="minorHAnsi" w:cstheme="minorHAnsi"/>
-        </w:rPr>
-      </w:pPr>
-      <w:bookmarkStart w:id="40" w:name="__RefHeading__1699_2067759290"/>
-      <w:bookmarkStart w:id="41" w:name="_Toc493327340"/>
-      <w:r>
-        <w:rPr>
-          <w:rFonts w:asciiTheme="minorHAnsi" w:hAnsiTheme="minorHAnsi" w:cstheme="minorHAnsi"/>
-        </w:rPr>
-        <w:t>Testplan</w:t>
-      </w:r>
-      <w:bookmarkEnd w:id="40"/>
-      <w:bookmarkEnd w:id="41"/>
-    </w:p>
-    <w:p>
-      <w:pPr>
-        <w:pStyle w:val="berschrift1"/>
-        <w:rPr>
-          <w:rFonts w:asciiTheme="minorHAnsi" w:hAnsiTheme="minorHAnsi" w:cstheme="minorHAnsi"/>
-        </w:rPr>
-      </w:pPr>
-      <w:bookmarkStart w:id="42" w:name="__RefHeading__1701_2067759290"/>
-      <w:bookmarkStart w:id="43" w:name="_Toc493327341"/>
-      <w:r>
-        <w:rPr>
-          <w:rFonts w:asciiTheme="minorHAnsi" w:hAnsiTheme="minorHAnsi" w:cstheme="minorHAnsi"/>
-        </w:rPr>
-        <w:t>Testprotokolle</w:t>
-      </w:r>
-      <w:bookmarkEnd w:id="42"/>
-      <w:bookmarkEnd w:id="43"/>
+      <w:r>
+        <w:rPr>
+          <w:rFonts w:asciiTheme="minorHAnsi" w:hAnsiTheme="minorHAnsi"/>
+        </w:rPr>
+        <w:t>.</w:t>
+      </w:r>
+      <w:proofErr w:type="spellEnd"/>
+      <w:r>
+        <w:rPr>
+          <w:rFonts w:asciiTheme="minorHAnsi" w:hAnsiTheme="minorHAnsi"/>
+        </w:rPr>
+        <w:t xml:space="preserve"> besondere Konstrukte, Techniken oder Lösungen näher erläutern</w:t>
+      </w:r>
+    </w:p>
+    <w:p>
+      <w:pPr>
+        <w:pStyle w:val="Textbody"/>
+        <w:rPr>
+          <w:rFonts w:asciiTheme="minorHAnsi" w:hAnsiTheme="minorHAnsi"/>
+        </w:rPr>
+      </w:pPr>
     </w:p>
     <w:p>
       <w:pPr>
@@ -2436,8 +1634,8 @@
       </w:pPr>
     </w:p>
     <w:sectPr>
-      <w:headerReference w:type="default" r:id="rId7"/>
-      <w:footerReference w:type="default" r:id="rId8"/>
+      <w:headerReference w:type="default" r:id="rId8"/>
+      <w:footerReference w:type="default" r:id="rId9"/>
       <w:pgSz w:w="11906" w:h="16838"/>
       <w:pgMar w:top="1134" w:right="1134" w:bottom="1134" w:left="1134" w:header="720" w:footer="720" w:gutter="0"/>
       <w:cols w:space="720"/>
@@ -2478,7 +1676,7 @@
       <w:rPr>
         <w:rFonts w:asciiTheme="minorHAnsi" w:hAnsiTheme="minorHAnsi" w:cstheme="minorHAnsi"/>
       </w:rPr>
-      <w:t>16.09.2017</w:t>
+      <w:t>15.11.2019</w:t>
     </w:r>
     <w:r>
       <w:rPr>
@@ -2515,7 +1713,7 @@
         <w:rFonts w:asciiTheme="minorHAnsi" w:hAnsiTheme="minorHAnsi" w:cstheme="minorHAnsi"/>
         <w:noProof/>
       </w:rPr>
-      <w:t>3</w:t>
+      <w:t>4</w:t>
     </w:r>
     <w:r>
       <w:rPr>
@@ -2613,7 +1811,7 @@
           <wp:extent cx="1036439" cy="374760"/>
           <wp:effectExtent l="0" t="0" r="0" b="6240"/>
           <wp:wrapSquare wrapText="bothSides"/>
-          <wp:docPr id="1" name="Grafik2"/>
+          <wp:docPr id="2" name="Grafik2"/>
           <wp:cNvGraphicFramePr/>
           <a:graphic xmlns:a="http://schemas.openxmlformats.org/drawingml/2006/main">
             <a:graphicData uri="http://schemas.openxmlformats.org/drawingml/2006/picture">
@@ -2651,7 +1849,7 @@
       <w:rPr>
         <w:rFonts w:asciiTheme="minorHAnsi" w:hAnsiTheme="minorHAnsi" w:cstheme="minorHAnsi"/>
       </w:rPr>
-      <w:t>IHK Software Developer 2017</w:t>
+      <w:t>IHK Software Developer</w:t>
     </w:r>
   </w:p>
 </w:hdr>
@@ -3654,4 +2852,16 @@
     </a:ext>
   </a:extLst>
 </a:theme>
+</file>
+
+<file path=customXml/item1.xml><?xml version="1.0" encoding="utf-8"?>
+<b:Sources xmlns:b="http://schemas.openxmlformats.org/officeDocument/2006/bibliography" xmlns="http://schemas.openxmlformats.org/officeDocument/2006/bibliography" SelectedStyle="\APASixthEditionOfficeOnline.xsl" StyleName="APA" Version="6"/>
+</file>
+
+<file path=customXml/itemProps1.xml><?xml version="1.0" encoding="utf-8"?>
+<ds:datastoreItem xmlns:ds="http://schemas.openxmlformats.org/officeDocument/2006/customXml" ds:itemID="{CB0757D9-34A2-4FAF-933F-1F0AF4EEDCB7}">
+  <ds:schemaRefs>
+    <ds:schemaRef ds:uri="http://schemas.openxmlformats.org/officeDocument/2006/bibliography"/>
+  </ds:schemaRefs>
+</ds:datastoreItem>
 </file>